--- a/(e)CRF/Per visite/V7 - Opvolgvisite/SOP en werkinstructies/25b_Werkinstructie Orthotimer (SOP).docx
+++ b/(e)CRF/Per visite/V7 - Opvolgvisite/SOP en werkinstructies/25b_Werkinstructie Orthotimer (SOP).docx
@@ -748,7 +748,7 @@
         <w:rPr>
           <w:color w:val="24303B"/>
         </w:rPr>
-        <w:t>Hours/day: individualised per participant — 80% of the participant’s average active/awake time, derived from the baseline MoveMonitor activity profile (see eCRF-document 28)</w:t>
+        <w:t>Hours/day: individualised per participant — 80% of the participant’s average daily waking time (the time between the two nights), from the baseline MoveMonitor report (see eCRF-document 28)</w:t>
       </w:r>
     </w:p>
     <w:p>

--- a/(e)CRF/Per visite/V7 - Opvolgvisite/SOP en werkinstructies/25b_Werkinstructie Orthotimer (SOP).docx
+++ b/(e)CRF/Per visite/V7 - Opvolgvisite/SOP en werkinstructies/25b_Werkinstructie Orthotimer (SOP).docx
@@ -748,7 +748,7 @@
         <w:rPr>
           <w:color w:val="24303B"/>
         </w:rPr>
-        <w:t>Hours/day: individualised per participant — 80% of the participant’s average daily waking time (the time between the two nights), from the baseline MoveMonitor report (see eCRF-document 28)</w:t>
+        <w:t>Hours/day: individualised per participant — 80% of the participant’s average daily waking time (the time between the two nights), from the baseline MoveMonitor report, read with the PARADISE wear-time tool (step 1); the same in both study arms (see eCRF-document 28)</w:t>
       </w:r>
     </w:p>
     <w:p>

--- a/(e)CRF/Per visite/V7 - Opvolgvisite/SOP en werkinstructies/25b_Werkinstructie Orthotimer (SOP).docx
+++ b/(e)CRF/Per visite/V7 - Opvolgvisite/SOP en werkinstructies/25b_Werkinstructie Orthotimer (SOP).docx
@@ -209,6 +209,97 @@
         </w:rPr>
         <w:tab/>
       </w:r>
+    </w:p>
+    <w:p>
+      <w:pPr>
+        <w:keepNext/>
+        <w:spacing w:before="200"/>
+      </w:pPr>
+      <w:r>
+        <w:rPr>
+          <w:b/>
+          <w:color w:val="123A5F"/>
+          <w:sz w:val="24"/>
+          <w:lang w:val="nl-BE"/>
+        </w:rPr>
+        <w:t xml:space="preserve">Vooraf: de juiste deelnemer en de juiste sensor</w:t>
+      </w:r>
+    </w:p>
+    <w:p>
+      <w:r>
+        <w:rPr>
+          <w:lang w:val="nl-BE"/>
+        </w:rPr>
+        <w:t xml:space="preserve">Alles hangt aan de deelnemerscode die REDCap toekent: dezelfde code staat op elk papieren formulier van deze deelnemer en is uniek over alle centra. Een naam, rijksregisternummer of echte geboortedatum komt nergens in de software; de koppeling tussen code en persoon staat alleen op de patiëntenidentificatielijst (eCRF 00) in je centrum.</w:t>
+      </w:r>
+    </w:p>
+    <w:p>
+      <w:r>
+        <w:rPr>
+          <w:lang w:val="nl-BE"/>
+        </w:rPr>
+        <w:t xml:space="preserve">In de Orthotimer-software vul je bij First name en Last name de deelnemerscode in (stap 3). De geboortedatum en het geslacht blijven op de vaste standaardwaarde (stap 4 en 5); de echte gegevens staan in de eCRF.</w:t>
+      </w:r>
+    </w:p>
+    <w:p>
+      <w:r>
+        <w:rPr>
+          <w:lang w:val="nl-BE"/>
+        </w:rPr>
+        <w:t xml:space="preserve">De sensor hangt aan de deelnemer via de registratie in stap 23 tot 25. Noteer het referentienummer van de sensor op eCRF 25, en bij een vervanging het serienummer van de nieuwe sensor op eCRF 33.</w:t>
+      </w:r>
+    </w:p>
+    <w:p>
+      <w:pPr>
+        <w:pBdr>
+          <w:left w:val="single" w:sz="18" w:space="8" w:color="123A5F"/>
+        </w:pBdr>
+        <w:spacing w:before="120" w:after="120"/>
+        <w:ind w:left="425"/>
+      </w:pPr>
+      <w:r>
+        <w:rPr>
+          <w:b/>
+          <w:color w:val="123A5F"/>
+          <w:sz w:val="20"/>
+          <w:lang w:val="nl-BE"/>
+        </w:rPr>
+        <w:t xml:space="preserve">■ CONTROLEER  </w:t>
+      </w:r>
+      <w:r>
+        <w:rPr>
+          <w:b/>
+          <w:lang w:val="nl-BE"/>
+        </w:rPr>
+        <w:t xml:space="preserve">Vóór Register (stap 23): de deelnemer die je kiest, heeft als naam de deelnemerscode van eCRF 25.</w:t>
+      </w:r>
+    </w:p>
+    <w:p>
+      <w:pPr>
+        <w:pBdr>
+          <w:left w:val="single" w:sz="18" w:space="8" w:color="B3261E"/>
+        </w:pBdr>
+        <w:spacing w:before="120" w:after="120"/>
+        <w:ind w:left="425"/>
+      </w:pPr>
+      <w:r>
+        <w:rPr>
+          <w:b/>
+          <w:color w:val="B3261E"/>
+          <w:sz w:val="20"/>
+          <w:lang w:val="nl-BE"/>
+        </w:rPr>
+        <w:t xml:space="preserve">▲ LET OP  </w:t>
+      </w:r>
+      <w:r>
+        <w:rPr>
+          <w:b/>
+          <w:lang w:val="nl-BE"/>
+        </w:rPr>
+        <w:t xml:space="preserve">Een sensor bij de verkeerde deelnemer geeft die deelnemer andermans draagtijd, en dus een verkeerde terugkoppeling over de therapietrouw.</w:t>
+      </w:r>
+    </w:p>
+    <w:p>
       <w:r>
         <w:rPr>
           <w:noProof/>
@@ -221,7 +312,7 @@
               <wp:align>left</wp:align>
             </wp:positionH>
             <wp:positionV relativeFrom="paragraph">
-              <wp:posOffset>300567</wp:posOffset>
+              <wp:posOffset>0</wp:posOffset>
             </wp:positionV>
             <wp:extent cx="5760720" cy="3115945"/>
             <wp:effectExtent l="0" t="0" r="0" b="8255"/>

--- a/(e)CRF/Per visite/V7 - Opvolgvisite/SOP en werkinstructies/25b_Werkinstructie Orthotimer (SOP).docx
+++ b/(e)CRF/Per visite/V7 - Opvolgvisite/SOP en werkinstructies/25b_Werkinstructie Orthotimer (SOP).docx
@@ -238,7 +238,7 @@
         <w:rPr>
           <w:lang w:val="nl-BE"/>
         </w:rPr>
-        <w:t xml:space="preserve">In de Orthotimer-software vul je bij First name en Last name de deelnemerscode in (stap 3). De geboortedatum en het geslacht blijven op de vaste standaardwaarde (stap 4 en 5); de echte gegevens staan in de eCRF.</w:t>
+        <w:t xml:space="preserve">In de Orthotimer-software vul je bij First name en Last name de deelnemerscode in (stap 3), zonder voorvoegsel, en als geboortedatum 1/1/1900 (stap 4), zoals in de andere toestellen; het geslacht blijft op de standaardwaarde (stap 5). De echte gegevens staan in de eCRF.</w:t>
       </w:r>
     </w:p>
     <w:p>
@@ -429,7 +429,7 @@
         <w:rPr>
           <w:color w:val="24303B"/>
         </w:rPr>
-        <w:t>Figure 2: Setup Patient</w:t>
+        <w:t xml:space="preserve">Figure 2: Setup Patient (oud voorbeeld: vul de deelnemerscode en 1/1/1900 in)</w:t>
       </w:r>
     </w:p>
     <w:p/>
@@ -446,35 +446,17 @@
         <w:rPr>
           <w:color w:val="24303B"/>
         </w:rPr>
-        <w:t>3. Add ‘First name’ and ‘Last name’: ‘</w:t>
+        <w:t xml:space="preserve">3. Add ‘First name’ and ‘Last name’: de deelnemerscode, in beide velden (Figure 2)</w:t>
       </w:r>
       <w:proofErr w:type="spellStart"/>
-      <w:r>
-        <w:rPr>
-          <w:color w:val="24303B"/>
-        </w:rPr>
-        <w:t>NumberParticipant</w:t>
-      </w:r>
       <w:proofErr w:type="spellEnd"/>
-      <w:r>
-        <w:rPr>
-          <w:color w:val="24303B"/>
-        </w:rPr>
-        <w:t>’ x2 (Figure 2)</w:t>
-      </w:r>
-    </w:p>
-    <w:p>
-      <w:r>
-        <w:rPr>
-          <w:color w:val="24303B"/>
-        </w:rPr>
-        <w:t>4. Add ‘Date of birth’: 1/1/1999’ for everybody (default)</w:t>
-      </w:r>
-      <w:r>
-        <w:rPr>
-          <w:color w:val="24303B"/>
-        </w:rPr>
-        <w:t xml:space="preserve"> (Figure 2)</w:t>
+    </w:p>
+    <w:p>
+      <w:r>
+        <w:rPr>
+          <w:color w:val="24303B"/>
+        </w:rPr>
+        <w:t xml:space="preserve">4. Add ‘Date of birth’: 1/1/1900, voor iedereen dezelfde (Figure 2)</w:t>
       </w:r>
     </w:p>
     <w:p>
